--- a/Основы постр защищ КС/ЛР/ЛР 1/Лабораторная работа № 1.docx
+++ b/Основы постр защищ КС/ЛР/ЛР 1/Лабораторная работа № 1.docx
@@ -513,6 +513,69 @@
         </w:rPr>
         <w:t>»</w:t>
       </w:r>
+    </w:p>
+    <w:p>
+      <w:pPr>
+        <w:pStyle w:val="a3"/>
+        <w:ind w:left="0" w:right="566"/>
+        <w:rPr>
+          <w:sz w:val="30"/>
+        </w:rPr>
+      </w:pPr>
+    </w:p>
+    <w:p>
+      <w:pPr>
+        <w:pStyle w:val="a3"/>
+        <w:ind w:left="0" w:right="566"/>
+        <w:rPr>
+          <w:sz w:val="30"/>
+        </w:rPr>
+      </w:pPr>
+    </w:p>
+    <w:p>
+      <w:pPr>
+        <w:pStyle w:val="a3"/>
+        <w:ind w:left="0" w:right="566"/>
+        <w:rPr>
+          <w:sz w:val="30"/>
+        </w:rPr>
+      </w:pPr>
+    </w:p>
+    <w:p>
+      <w:pPr>
+        <w:pStyle w:val="a3"/>
+        <w:ind w:left="0" w:right="566"/>
+        <w:rPr>
+          <w:sz w:val="30"/>
+        </w:rPr>
+      </w:pPr>
+    </w:p>
+    <w:p>
+      <w:pPr>
+        <w:pStyle w:val="a3"/>
+        <w:ind w:left="0" w:right="566"/>
+        <w:rPr>
+          <w:sz w:val="30"/>
+        </w:rPr>
+      </w:pPr>
+    </w:p>
+    <w:p>
+      <w:pPr>
+        <w:pStyle w:val="a3"/>
+        <w:ind w:left="0" w:right="566"/>
+        <w:rPr>
+          <w:sz w:val="30"/>
+        </w:rPr>
+      </w:pPr>
+    </w:p>
+    <w:p>
+      <w:pPr>
+        <w:pStyle w:val="a3"/>
+        <w:ind w:left="0" w:right="566"/>
+        <w:rPr>
+          <w:sz w:val="30"/>
+        </w:rPr>
+      </w:pPr>
     </w:p>
     <w:p>
       <w:pPr>
@@ -604,7 +667,7 @@
               <w:rPr>
                 <w:szCs w:val="24"/>
               </w:rPr>
-              <w:t>3</w:t>
+              <w:t>2</w:t>
             </w:r>
           </w:p>
           <w:p>
@@ -619,70 +682,17 @@
       </w:tr>
       <w:tr>
         <w:trPr>
-          <w:trHeight w:val="170"/>
+          <w:trHeight w:val="440"/>
           <w:jc w:val="right"/>
         </w:trPr>
         <w:tc>
           <w:tcPr>
             <w:tcW w:w="5103" w:type="dxa"/>
-            <w:tcBorders>
-              <w:top w:val="nil"/>
-              <w:left w:val="nil"/>
-              <w:bottom w:val="single" w:sz="4" w:space="0" w:color="auto"/>
-              <w:right w:val="nil"/>
-            </w:tcBorders>
             <w:hideMark/>
           </w:tcPr>
           <w:p>
             <w:pPr>
               <w:ind w:firstLine="0"/>
-              <w:jc w:val="center"/>
-              <w:rPr>
-                <w:szCs w:val="24"/>
-              </w:rPr>
-            </w:pPr>
-            <w:proofErr w:type="spellStart"/>
-            <w:r>
-              <w:rPr>
-                <w:szCs w:val="24"/>
-                <w:lang w:val="en-US"/>
-              </w:rPr>
-              <w:t>Ко</w:t>
-            </w:r>
-            <w:r>
-              <w:rPr>
-                <w:szCs w:val="24"/>
-              </w:rPr>
-              <w:t>валев</w:t>
-            </w:r>
-            <w:proofErr w:type="spellEnd"/>
-            <w:r>
-              <w:rPr>
-                <w:szCs w:val="24"/>
-              </w:rPr>
-              <w:t xml:space="preserve"> Данил Петрович</w:t>
-            </w:r>
-          </w:p>
-        </w:tc>
-      </w:tr>
-      <w:tr>
-        <w:trPr>
-          <w:trHeight w:val="422"/>
-          <w:jc w:val="right"/>
-        </w:trPr>
-        <w:tc>
-          <w:tcPr>
-            <w:tcW w:w="5103" w:type="dxa"/>
-            <w:tcBorders>
-              <w:top w:val="single" w:sz="4" w:space="0" w:color="auto"/>
-              <w:left w:val="nil"/>
-              <w:bottom w:val="nil"/>
-              <w:right w:val="nil"/>
-            </w:tcBorders>
-            <w:hideMark/>
-          </w:tcPr>
-          <w:p>
-            <w:pPr>
               <w:rPr>
                 <w:szCs w:val="24"/>
               </w:rPr>
@@ -691,21 +701,9 @@
               <w:rPr>
                 <w:szCs w:val="24"/>
               </w:rPr>
-              <w:t>(Фамилия, имя, отчество)</w:t>
+              <w:t>Ковалец Илья Андреевич</w:t>
             </w:r>
           </w:p>
-        </w:tc>
-      </w:tr>
-      <w:tr>
-        <w:trPr>
-          <w:trHeight w:val="440"/>
-          <w:jc w:val="right"/>
-        </w:trPr>
-        <w:tc>
-          <w:tcPr>
-            <w:tcW w:w="5103" w:type="dxa"/>
-            <w:hideMark/>
-          </w:tcPr>
           <w:p>
             <w:pPr>
               <w:ind w:firstLine="0"/>
@@ -745,31 +743,12 @@
               <w:rPr>
                 <w:szCs w:val="24"/>
               </w:rPr>
-              <w:t xml:space="preserve"> </w:t>
+              <w:t>Решетникова Ирина Витальевна</w:t>
             </w:r>
           </w:p>
-        </w:tc>
-      </w:tr>
-      <w:tr>
-        <w:trPr>
-          <w:trHeight w:val="398"/>
-          <w:jc w:val="right"/>
-        </w:trPr>
-        <w:tc>
-          <w:tcPr>
-            <w:tcW w:w="5103" w:type="dxa"/>
-            <w:tcBorders>
-              <w:top w:val="nil"/>
-              <w:left w:val="nil"/>
-              <w:bottom w:val="single" w:sz="4" w:space="0" w:color="auto"/>
-              <w:right w:val="nil"/>
-            </w:tcBorders>
-            <w:hideMark/>
-          </w:tcPr>
           <w:p>
             <w:pPr>
               <w:ind w:firstLine="0"/>
-              <w:jc w:val="center"/>
               <w:rPr>
                 <w:szCs w:val="24"/>
               </w:rPr>
@@ -778,44 +757,12 @@
               <w:rPr>
                 <w:szCs w:val="24"/>
               </w:rPr>
-              <w:t>Решетникова Ирина Витальевна</w:t>
-            </w:r>
-          </w:p>
-        </w:tc>
-      </w:tr>
-      <w:tr>
-        <w:trPr>
-          <w:trHeight w:val="336"/>
-          <w:jc w:val="right"/>
-        </w:trPr>
-        <w:tc>
-          <w:tcPr>
-            <w:tcW w:w="5103" w:type="dxa"/>
-            <w:tcBorders>
-              <w:top w:val="single" w:sz="4" w:space="0" w:color="auto"/>
-              <w:left w:val="nil"/>
-              <w:bottom w:val="nil"/>
-              <w:right w:val="nil"/>
-            </w:tcBorders>
-            <w:hideMark/>
-          </w:tcPr>
-          <w:p>
-            <w:pPr>
-              <w:rPr>
-                <w:szCs w:val="24"/>
-              </w:rPr>
-            </w:pPr>
-            <w:r>
-              <w:rPr>
-                <w:szCs w:val="24"/>
-              </w:rPr>
-              <w:t>(Фамилия, имя, отчество)</w:t>
+              <w:t xml:space="preserve"> </w:t>
             </w:r>
           </w:p>
         </w:tc>
       </w:tr>
     </w:tbl>
-    <w:p/>
     <w:p>
       <w:pPr>
         <w:widowControl/>
@@ -830,19 +777,101 @@
     </w:p>
     <w:p>
       <w:pPr>
+        <w:spacing w:line="360" w:lineRule="auto"/>
+        <w:ind w:firstLine="0"/>
+        <w:jc w:val="center"/>
+        <w:rPr>
+          <w:bCs/>
+          <w:szCs w:val="28"/>
+          <w:u w:val="single"/>
+        </w:rPr>
+      </w:pPr>
+      <w:bookmarkStart w:id="1" w:name="_Toc205387754"/>
+      <w:r>
+        <w:rPr>
+          <w:b/>
+          <w:bCs/>
+          <w:szCs w:val="28"/>
+        </w:rPr>
+        <w:lastRenderedPageBreak/>
+        <w:t>Лабораторная</w:t>
+      </w:r>
+      <w:r>
+        <w:rPr>
+          <w:b/>
+          <w:bCs/>
+          <w:spacing w:val="-5"/>
+          <w:szCs w:val="28"/>
+        </w:rPr>
+        <w:t xml:space="preserve"> </w:t>
+      </w:r>
+      <w:r>
+        <w:rPr>
+          <w:b/>
+          <w:bCs/>
+          <w:szCs w:val="28"/>
+        </w:rPr>
+        <w:t>работа</w:t>
+      </w:r>
+      <w:r>
+        <w:rPr>
+          <w:b/>
+          <w:bCs/>
+          <w:spacing w:val="-6"/>
+          <w:szCs w:val="28"/>
+        </w:rPr>
+        <w:t xml:space="preserve"> </w:t>
+      </w:r>
+      <w:r>
+        <w:rPr>
+          <w:b/>
+          <w:bCs/>
+          <w:szCs w:val="28"/>
+        </w:rPr>
+        <w:t>№ 1</w:t>
+      </w:r>
+    </w:p>
+    <w:p>
+      <w:pPr>
+        <w:pStyle w:val="a3"/>
+        <w:tabs>
+          <w:tab w:val="left" w:pos="2175"/>
+          <w:tab w:val="left" w:pos="3846"/>
+          <w:tab w:val="left" w:pos="5080"/>
+          <w:tab w:val="left" w:pos="6837"/>
+          <w:tab w:val="left" w:pos="8225"/>
+        </w:tabs>
+        <w:spacing w:line="360" w:lineRule="auto"/>
+        <w:ind w:right="306" w:firstLine="0"/>
+        <w:jc w:val="center"/>
+      </w:pPr>
+      <w:r>
+        <w:t>на тему</w:t>
+      </w:r>
+      <w:r>
+        <w:rPr>
+          <w:spacing w:val="-4"/>
+        </w:rPr>
+        <w:t xml:space="preserve"> </w:t>
+      </w:r>
+      <w:r>
+        <w:t>«Построение виртуальных туннелей»</w:t>
+      </w:r>
+    </w:p>
+    <w:p>
+      <w:pPr>
         <w:pStyle w:val="1"/>
         <w:spacing w:line="360" w:lineRule="auto"/>
+        <w:ind w:firstLine="0"/>
         <w:rPr>
           <w:bCs w:val="0"/>
         </w:rPr>
       </w:pPr>
-      <w:bookmarkStart w:id="1" w:name="_Toc205387754"/>
       <w:r>
         <w:rPr>
           <w:b/>
           <w:bCs w:val="0"/>
         </w:rPr>
-        <w:lastRenderedPageBreak/>
         <w:t>Цель</w:t>
       </w:r>
       <w:bookmarkEnd w:id="1"/>
@@ -864,6 +893,7 @@
       <w:pPr>
         <w:pStyle w:val="1"/>
         <w:spacing w:line="360" w:lineRule="auto"/>
+        <w:ind w:firstLine="0"/>
         <w:rPr>
           <w:bCs w:val="0"/>
         </w:rPr>
@@ -879,6 +909,7 @@
       <w:pPr>
         <w:pStyle w:val="1"/>
         <w:spacing w:line="360" w:lineRule="auto"/>
+        <w:ind w:firstLine="0"/>
         <w:rPr>
           <w:b/>
           <w:bCs w:val="0"/>
@@ -897,23 +928,10 @@
     <w:p>
       <w:pPr>
         <w:spacing w:line="360" w:lineRule="auto"/>
-      </w:pPr>
-      <w:r>
-        <w:t>VPN — это безопасное зашифрованное соединение в общедоступной сети. Туннелирование — это процесс, посредством которого VPN-пакеты достигают пункта назначения, которым обычно является частная сеть.</w:t>
-      </w:r>
-    </w:p>
-    <w:p>
-      <w:pPr>
-        <w:spacing w:line="360" w:lineRule="auto"/>
-      </w:pPr>
-      <w:r>
-        <w:t xml:space="preserve">Для выполнения заданий необходимо составить схему сети. </w:t>
-      </w:r>
-      <w:r>
-        <w:t xml:space="preserve">На рисунке 1 представлена </w:t>
-      </w:r>
-      <w:r>
-        <w:t xml:space="preserve">схема для выполнения лабораторной работы. </w:t>
+        <w:ind w:firstLine="0"/>
+      </w:pPr>
+      <w:r>
+        <w:t>Сеть для осуществления лабораторной работы показана на рисунке 1.</w:t>
       </w:r>
     </w:p>
     <w:p>
@@ -927,14 +945,11 @@
         <w:jc w:val="center"/>
       </w:pPr>
       <w:r>
-        <w:rPr>
-          <w:noProof/>
-        </w:rPr>
         <w:drawing>
-          <wp:inline distT="0" distB="0" distL="0" distR="0" wp14:anchorId="76A23EDF" wp14:editId="110EB647">
-            <wp:extent cx="6479540" cy="3546475"/>
-            <wp:effectExtent l="0" t="0" r="0" b="0"/>
-            <wp:docPr id="1908923021" name="Рисунок 1"/>
+          <wp:inline distT="0" distB="0" distL="0" distR="0" wp14:anchorId="1DB1DC34" wp14:editId="374A08B8">
+            <wp:extent cx="6336665" cy="2781300"/>
+            <wp:effectExtent l="0" t="0" r="6985" b="0"/>
+            <wp:docPr id="1674912150" name="Рисунок 1"/>
             <wp:cNvGraphicFramePr>
               <a:graphicFrameLocks xmlns:a="http://schemas.openxmlformats.org/drawingml/2006/main" noChangeAspect="1"/>
             </wp:cNvGraphicFramePr>
@@ -942,23 +957,32 @@
               <a:graphicData uri="http://schemas.openxmlformats.org/drawingml/2006/picture">
                 <pic:pic xmlns:pic="http://schemas.openxmlformats.org/drawingml/2006/picture">
                   <pic:nvPicPr>
-                    <pic:cNvPr id="1908923021" name=""/>
+                    <pic:cNvPr id="1674912150" name=""/>
                     <pic:cNvPicPr/>
                   </pic:nvPicPr>
-                  <pic:blipFill>
+                  <pic:blipFill rotWithShape="1">
                     <a:blip r:embed="rId8"/>
+                    <a:srcRect l="2205" t="-1741" b="1"/>
                     <a:stretch>
                       <a:fillRect/>
                     </a:stretch>
                   </pic:blipFill>
-                  <pic:spPr>
+                  <pic:spPr bwMode="auto">
                     <a:xfrm>
                       <a:off x="0" y="0"/>
-                      <a:ext cx="6479540" cy="3546475"/>
+                      <a:ext cx="6336665" cy="2781300"/>
                     </a:xfrm>
                     <a:prstGeom prst="rect">
                       <a:avLst/>
                     </a:prstGeom>
+                    <a:ln>
+                      <a:noFill/>
+                    </a:ln>
+                    <a:extLst>
+                      <a:ext uri="{53640926-AAD7-44D8-BBD7-CCE9431645EC}">
+                        <a14:shadowObscured xmlns:a14="http://schemas.microsoft.com/office/drawing/2010/main"/>
+                      </a:ext>
+                    </a:extLst>
                   </pic:spPr>
                 </pic:pic>
               </a:graphicData>
@@ -1030,34 +1054,60 @@
         <w:rPr>
           <w:lang w:val="en-US"/>
         </w:rPr>
+        <w:t>R</w:t>
+      </w:r>
+      <w:r>
+        <w:t>0</w:t>
+      </w:r>
+      <w:r>
+        <w:t xml:space="preserve"> и </w:t>
+      </w:r>
+      <w:r>
+        <w:rPr>
+          <w:lang w:val="en-US"/>
+        </w:rPr>
+        <w:t>R</w:t>
+      </w:r>
+      <w:r>
+        <w:t xml:space="preserve">1. Для начала необходимо настроить интерфейс на </w:t>
+      </w:r>
+      <w:r>
+        <w:rPr>
+          <w:lang w:val="en-US"/>
+        </w:rPr>
         <w:t>Router</w:t>
       </w:r>
       <w:r>
-        <w:t xml:space="preserve">0 и </w:t>
+        <w:t>0, команды представлены</w:t>
+      </w:r>
+      <w:r>
+        <w:t xml:space="preserve"> ниже</w:t>
+      </w:r>
+      <w:r>
+        <w:t>.</w:t>
+      </w:r>
+    </w:p>
+    <w:p>
+      <w:pPr>
+        <w:ind w:firstLine="0"/>
+      </w:pPr>
+      <w:r>
+        <w:t>Команды для</w:t>
       </w:r>
       <w:r>
         <w:rPr>
           <w:lang w:val="en-US"/>
         </w:rPr>
-        <w:t>Router</w:t>
-      </w:r>
-      <w:r>
-        <w:t xml:space="preserve">0(1). Для начала необходимо настроить интерфейс на </w:t>
+        <w:t xml:space="preserve"> R</w:t>
+      </w:r>
+      <w:r>
+        <w:t>0 ниже</w:t>
       </w:r>
       <w:r>
         <w:rPr>
           <w:lang w:val="en-US"/>
         </w:rPr>
-        <w:t>Router</w:t>
-      </w:r>
-      <w:r>
-        <w:t>0, команды представлены</w:t>
-      </w:r>
-      <w:r>
-        <w:t xml:space="preserve"> ниже</w:t>
-      </w:r>
-      <w:r>
-        <w:t>.</w:t>
+        <w:t>:</w:t>
       </w:r>
     </w:p>
     <w:p>
@@ -1069,6 +1119,14 @@
       <w:tblPr>
         <w:tblStyle w:val="a5"/>
         <w:tblW w:w="0" w:type="auto"/>
+        <w:tblBorders>
+          <w:top w:val="none" w:sz="0" w:space="0" w:color="auto"/>
+          <w:left w:val="none" w:sz="0" w:space="0" w:color="auto"/>
+          <w:bottom w:val="none" w:sz="0" w:space="0" w:color="auto"/>
+          <w:right w:val="none" w:sz="0" w:space="0" w:color="auto"/>
+          <w:insideH w:val="none" w:sz="0" w:space="0" w:color="auto"/>
+          <w:insideV w:val="none" w:sz="0" w:space="0" w:color="auto"/>
+        </w:tblBorders>
         <w:tblLook w:val="04A0" w:firstRow="1" w:lastRow="0" w:firstColumn="1" w:lastColumn="0" w:noHBand="0" w:noVBand="1"/>
       </w:tblPr>
       <w:tblGrid>
@@ -1083,28 +1141,90 @@
             <w:pPr>
               <w:ind w:firstLine="0"/>
               <w:rPr>
+                <w:i/>
+                <w:iCs/>
                 <w:lang w:val="en-US"/>
               </w:rPr>
             </w:pPr>
             <w:r>
               <w:rPr>
+                <w:i/>
+                <w:iCs/>
                 <w:lang w:val="en-US"/>
               </w:rPr>
-              <w:t>Router(</w:t>
+              <w:t>Router(config)#int tunnel 0</w:t>
+            </w:r>
+          </w:p>
+          <w:p>
+            <w:pPr>
+              <w:ind w:firstLine="0"/>
+              <w:rPr>
+                <w:i/>
+                <w:iCs/>
+                <w:lang w:val="en-US"/>
+              </w:rPr>
+            </w:pPr>
+            <w:r>
+              <w:rPr>
+                <w:i/>
+                <w:iCs/>
+                <w:lang w:val="en-US"/>
+              </w:rPr>
+              <w:t>Router(config-</w:t>
             </w:r>
             <w:proofErr w:type="gramStart"/>
             <w:r>
               <w:rPr>
+                <w:i/>
+                <w:iCs/>
                 <w:lang w:val="en-US"/>
               </w:rPr>
-              <w:t>config)#</w:t>
+              <w:t>if)#</w:t>
             </w:r>
             <w:proofErr w:type="gramEnd"/>
             <w:r>
               <w:rPr>
+                <w:i/>
+                <w:iCs/>
                 <w:lang w:val="en-US"/>
               </w:rPr>
-              <w:t>int tunnel 0</w:t>
+              <w:t>ip address 172.17.0.1 255.255.255.252</w:t>
+            </w:r>
+          </w:p>
+          <w:p>
+            <w:pPr>
+              <w:ind w:firstLine="0"/>
+              <w:rPr>
+                <w:i/>
+                <w:iCs/>
+                <w:lang w:val="en-US"/>
+              </w:rPr>
+            </w:pPr>
+            <w:r>
+              <w:rPr>
+                <w:i/>
+                <w:iCs/>
+                <w:lang w:val="en-US"/>
+              </w:rPr>
+              <w:t>Router(config-</w:t>
+            </w:r>
+            <w:proofErr w:type="gramStart"/>
+            <w:r>
+              <w:rPr>
+                <w:i/>
+                <w:iCs/>
+                <w:lang w:val="en-US"/>
+              </w:rPr>
+              <w:t>if)#</w:t>
+            </w:r>
+            <w:proofErr w:type="gramEnd"/>
+            <w:r>
+              <w:rPr>
+                <w:i/>
+                <w:iCs/>
+                <w:lang w:val="en-US"/>
+              </w:rPr>
+              <w:t>tunnel source fa0/0</w:t>
             </w:r>
           </w:p>
           <w:p>
@@ -1116,37 +1236,29 @@
             </w:pPr>
             <w:r>
               <w:rPr>
+                <w:i/>
+                <w:iCs/>
                 <w:lang w:val="en-US"/>
               </w:rPr>
-              <w:t>Router(config-if)#ip address 172.17.0.1 255.255.255.252</w:t>
+              <w:t>Router(config-</w:t>
             </w:r>
-          </w:p>
-          <w:p>
-            <w:pPr>
-              <w:ind w:firstLine="0"/>
+            <w:proofErr w:type="gramStart"/>
+            <w:r>
               <w:rPr>
+                <w:i/>
+                <w:iCs/>
                 <w:lang w:val="en-US"/>
               </w:rPr>
-            </w:pPr>
+              <w:t>if)#</w:t>
+            </w:r>
+            <w:proofErr w:type="gramEnd"/>
             <w:r>
               <w:rPr>
+                <w:i/>
+                <w:iCs/>
                 <w:lang w:val="en-US"/>
               </w:rPr>
-              <w:t>Router(config-if)#tunnel source fa0/0</w:t>
-            </w:r>
-          </w:p>
-          <w:p>
-            <w:pPr>
-              <w:ind w:firstLine="0"/>
-              <w:rPr>
-                <w:lang w:val="en-US"/>
-              </w:rPr>
-            </w:pPr>
-            <w:r>
-              <w:rPr>
-                <w:lang w:val="en-US"/>
-              </w:rPr>
-              <w:t>Router(config-if)#tunnel destination 10.17.17.2</w:t>
+              <w:t>tunnel destination 10.17.17.2</w:t>
             </w:r>
           </w:p>
         </w:tc>
@@ -1155,73 +1267,48 @@
     <w:p>
       <w:pPr>
         <w:ind w:firstLine="0"/>
+      </w:pPr>
+    </w:p>
+    <w:p>
+      <w:pPr>
+        <w:ind w:firstLine="0"/>
+      </w:pPr>
+      <w:r>
+        <w:t>Команды для</w:t>
+      </w:r>
+      <w:r>
         <w:rPr>
           <w:lang w:val="en-US"/>
         </w:rPr>
-      </w:pPr>
+        <w:t xml:space="preserve"> R1 </w:t>
+      </w:r>
+      <w:r>
+        <w:t>ниже</w:t>
+      </w:r>
+      <w:r>
+        <w:rPr>
+          <w:lang w:val="en-US"/>
+        </w:rPr>
+        <w:t>:</w:t>
+      </w:r>
     </w:p>
     <w:p>
       <w:pPr>
         <w:ind w:firstLine="0"/>
-        <w:rPr>
-          <w:lang w:val="en-US"/>
-        </w:rPr>
-      </w:pPr>
-      <w:proofErr w:type="spellStart"/>
-      <w:r>
-        <w:rPr>
-          <w:lang w:val="en-US"/>
-        </w:rPr>
-        <w:t>Команды</w:t>
-      </w:r>
-      <w:proofErr w:type="spellEnd"/>
-      <w:r>
-        <w:rPr>
-          <w:lang w:val="en-US"/>
-        </w:rPr>
-        <w:t xml:space="preserve"> </w:t>
-      </w:r>
-      <w:proofErr w:type="spellStart"/>
-      <w:r>
-        <w:rPr>
-          <w:lang w:val="en-US"/>
-        </w:rPr>
-        <w:t>для</w:t>
-      </w:r>
-      <w:proofErr w:type="spellEnd"/>
-      <w:r>
-        <w:rPr>
-          <w:lang w:val="en-US"/>
-        </w:rPr>
-        <w:t xml:space="preserve"> Router0(1) </w:t>
-      </w:r>
-      <w:proofErr w:type="spellStart"/>
-      <w:r>
-        <w:rPr>
-          <w:lang w:val="en-US"/>
-        </w:rPr>
-        <w:t>ниже</w:t>
-      </w:r>
-      <w:proofErr w:type="spellEnd"/>
-      <w:r>
-        <w:rPr>
-          <w:lang w:val="en-US"/>
-        </w:rPr>
-        <w:t>:</w:t>
-      </w:r>
-    </w:p>
-    <w:p>
-      <w:pPr>
-        <w:ind w:firstLine="0"/>
-        <w:rPr>
-          <w:lang w:val="en-US"/>
-        </w:rPr>
       </w:pPr>
     </w:p>
     <w:tbl>
       <w:tblPr>
         <w:tblStyle w:val="a5"/>
         <w:tblW w:w="0" w:type="auto"/>
+        <w:tblBorders>
+          <w:top w:val="none" w:sz="0" w:space="0" w:color="auto"/>
+          <w:left w:val="none" w:sz="0" w:space="0" w:color="auto"/>
+          <w:bottom w:val="none" w:sz="0" w:space="0" w:color="auto"/>
+          <w:right w:val="none" w:sz="0" w:space="0" w:color="auto"/>
+          <w:insideH w:val="none" w:sz="0" w:space="0" w:color="auto"/>
+          <w:insideV w:val="none" w:sz="0" w:space="0" w:color="auto"/>
+        </w:tblBorders>
         <w:tblLook w:val="04A0" w:firstRow="1" w:lastRow="0" w:firstColumn="1" w:lastColumn="0" w:noHBand="0" w:noVBand="1"/>
       </w:tblPr>
       <w:tblGrid>
@@ -1236,11 +1323,15 @@
             <w:pPr>
               <w:ind w:firstLine="0"/>
               <w:rPr>
+                <w:i/>
+                <w:iCs/>
                 <w:lang w:val="en-US"/>
               </w:rPr>
             </w:pPr>
             <w:r>
               <w:rPr>
+                <w:i/>
+                <w:iCs/>
                 <w:lang w:val="en-US"/>
               </w:rPr>
               <w:t>Router(config)#int tunnel 0</w:t>
@@ -1250,55 +1341,113 @@
             <w:pPr>
               <w:ind w:firstLine="0"/>
               <w:rPr>
+                <w:i/>
+                <w:iCs/>
                 <w:lang w:val="en-US"/>
               </w:rPr>
             </w:pPr>
             <w:r>
               <w:rPr>
+                <w:i/>
+                <w:iCs/>
                 <w:lang w:val="en-US"/>
               </w:rPr>
-              <w:t>Router(config-if)#ip address 172.17.0.2 255.255.255.252</w:t>
+              <w:t>Router(config-</w:t>
+            </w:r>
+            <w:proofErr w:type="gramStart"/>
+            <w:r>
+              <w:rPr>
+                <w:i/>
+                <w:iCs/>
+                <w:lang w:val="en-US"/>
+              </w:rPr>
+              <w:t>if)#</w:t>
+            </w:r>
+            <w:proofErr w:type="gramEnd"/>
+            <w:r>
+              <w:rPr>
+                <w:i/>
+                <w:iCs/>
+                <w:lang w:val="en-US"/>
+              </w:rPr>
+              <w:t>ip address 172.17.0.2 255.255.255.252</w:t>
             </w:r>
           </w:p>
           <w:p>
             <w:pPr>
               <w:ind w:firstLine="0"/>
               <w:rPr>
+                <w:i/>
+                <w:iCs/>
                 <w:lang w:val="en-US"/>
               </w:rPr>
             </w:pPr>
             <w:r>
               <w:rPr>
+                <w:i/>
+                <w:iCs/>
                 <w:lang w:val="en-US"/>
               </w:rPr>
-              <w:t>Router</w:t>
+              <w:t>Router(config-</w:t>
             </w:r>
+            <w:proofErr w:type="gramStart"/>
             <w:r>
               <w:rPr>
+                <w:i/>
+                <w:iCs/>
                 <w:lang w:val="en-US"/>
               </w:rPr>
-              <w:t>(config-if)#tunnel source fa0/0</w:t>
+              <w:t>if)#</w:t>
+            </w:r>
+            <w:proofErr w:type="gramEnd"/>
+            <w:r>
+              <w:rPr>
+                <w:i/>
+                <w:iCs/>
+                <w:lang w:val="en-US"/>
+              </w:rPr>
+              <w:t>tunnel source fa0/0</w:t>
             </w:r>
           </w:p>
           <w:p>
             <w:pPr>
               <w:ind w:firstLine="0"/>
               <w:rPr>
-                <w:lang w:val="en-US"/>
+                <w:i/>
+                <w:iCs/>
               </w:rPr>
             </w:pPr>
             <w:r>
               <w:rPr>
+                <w:i/>
+                <w:iCs/>
                 <w:lang w:val="en-US"/>
               </w:rPr>
-              <w:t>Router(config-if</w:t>
+              <w:t>Router(config-</w:t>
             </w:r>
+            <w:proofErr w:type="gramStart"/>
             <w:r>
               <w:rPr>
+                <w:i/>
+                <w:iCs/>
                 <w:lang w:val="en-US"/>
               </w:rPr>
-              <w:t>)#tunnel destination 10.17.17.1</w:t>
+              <w:t>if)#</w:t>
             </w:r>
+            <w:proofErr w:type="gramEnd"/>
+            <w:r>
+              <w:rPr>
+                <w:i/>
+                <w:iCs/>
+                <w:lang w:val="en-US"/>
+              </w:rPr>
+              <w:t>tunnel destination 10.17.17.1</w:t>
+            </w:r>
+          </w:p>
+          <w:p>
+            <w:pPr>
+              <w:ind w:firstLine="0"/>
+            </w:pPr>
           </w:p>
         </w:tc>
       </w:tr>
@@ -1306,128 +1455,52 @@
     <w:p>
       <w:pPr>
         <w:ind w:firstLine="0"/>
+      </w:pPr>
+      <w:r>
+        <w:lastRenderedPageBreak/>
+        <w:t>Проверим</w:t>
+      </w:r>
+      <w:r>
+        <w:t>,</w:t>
+      </w:r>
+      <w:r>
+        <w:t xml:space="preserve"> что туннель между двумя роутерами работает. Проведем команду </w:t>
+      </w:r>
+      <w:r>
         <w:rPr>
           <w:lang w:val="en-US"/>
         </w:rPr>
-      </w:pPr>
-    </w:p>
-    <w:p>
-      <w:pPr>
-        <w:spacing w:line="360" w:lineRule="auto"/>
-        <w:ind w:firstLine="708"/>
+        <w:t>tracer</w:t>
+      </w:r>
+      <w:r>
         <w:rPr>
           <w:lang w:val="en-US"/>
         </w:rPr>
-      </w:pPr>
-      <w:r>
-        <w:t>Убедимся, что т</w:t>
-      </w:r>
-      <w:r>
-        <w:t>у</w:t>
-      </w:r>
-      <w:r>
-        <w:t>ннель работает. На рисунке 2 и 3 представлены состояния интерфейса нашего туннеля</w:t>
-      </w:r>
-      <w:r>
-        <w:t>. Для просмотра состояния нужно открыть</w:t>
-      </w:r>
-      <w:r>
-        <w:t xml:space="preserve"> </w:t>
-      </w:r>
-      <w:r>
-        <w:t>консоль у</w:t>
-      </w:r>
-      <w:r>
-        <w:t xml:space="preserve"> </w:t>
-      </w:r>
-      <w:r>
-        <w:rPr>
-          <w:lang w:val="en-US"/>
-        </w:rPr>
-        <w:t>Router</w:t>
-      </w:r>
-      <w:r>
-        <w:t>0</w:t>
-      </w:r>
-      <w:r>
-        <w:t xml:space="preserve">, выбрать режим </w:t>
-      </w:r>
-      <w:r>
-        <w:t>“</w:t>
-      </w:r>
-      <w:proofErr w:type="spellStart"/>
-      <w:r>
-        <w:rPr>
-          <w:lang w:val="en-US"/>
-        </w:rPr>
-        <w:t>en</w:t>
-      </w:r>
-      <w:proofErr w:type="spellEnd"/>
-      <w:r>
-        <w:t>”</w:t>
-      </w:r>
-      <w:r>
-        <w:t xml:space="preserve">, после чего ввести команду, которая представлена ниже. </w:t>
-      </w:r>
-    </w:p>
-    <w:tbl>
-      <w:tblPr>
-        <w:tblStyle w:val="a5"/>
-        <w:tblW w:w="0" w:type="auto"/>
-        <w:tblLook w:val="04A0" w:firstRow="1" w:lastRow="0" w:firstColumn="1" w:lastColumn="0" w:noHBand="0" w:noVBand="1"/>
-      </w:tblPr>
-      <w:tblGrid>
-        <w:gridCol w:w="10420"/>
-      </w:tblGrid>
-      <w:tr>
-        <w:tc>
-          <w:tcPr>
-            <w:tcW w:w="10420" w:type="dxa"/>
-          </w:tcPr>
-          <w:p>
-            <w:pPr>
-              <w:ind w:firstLine="0"/>
-              <w:rPr>
-                <w:lang w:val="en-US"/>
-              </w:rPr>
-            </w:pPr>
-            <w:r>
-              <w:rPr>
-                <w:lang w:val="en-US"/>
-              </w:rPr>
-              <w:t>Router</w:t>
-            </w:r>
-            <w:r>
-              <w:rPr>
-                <w:lang w:val="en-US"/>
-              </w:rPr>
-              <w:t xml:space="preserve"># show </w:t>
-            </w:r>
-            <w:proofErr w:type="spellStart"/>
-            <w:r>
-              <w:rPr>
-                <w:lang w:val="en-US"/>
-              </w:rPr>
-              <w:t>ip</w:t>
-            </w:r>
-            <w:proofErr w:type="spellEnd"/>
-            <w:r>
-              <w:rPr>
-                <w:lang w:val="en-US"/>
-              </w:rPr>
-              <w:t xml:space="preserve"> interface brief</w:t>
-            </w:r>
-          </w:p>
-        </w:tc>
-      </w:tr>
-    </w:tbl>
+        <w:t>oute</w:t>
+      </w:r>
+      <w:r>
+        <w:t>,</w:t>
+      </w:r>
+      <w:r>
+        <w:t xml:space="preserve"> которая покажет проход по заданному маршруту</w:t>
+      </w:r>
+      <w:r>
+        <w:t>,</w:t>
+      </w:r>
+      <w:r>
+        <w:t xml:space="preserve"> что изображено</w:t>
+      </w:r>
+      <w:r>
+        <w:t xml:space="preserve"> на рисунке 2</w:t>
+      </w:r>
+      <w:r>
+        <w:t>.</w:t>
+      </w:r>
+    </w:p>
     <w:p>
       <w:pPr>
         <w:spacing w:line="360" w:lineRule="auto"/>
         <w:ind w:firstLine="0"/>
-        <w:rPr>
-          <w:lang w:val="en-US"/>
-        </w:rPr>
       </w:pPr>
     </w:p>
     <w:p>
@@ -1439,14 +1512,11 @@
         </w:rPr>
       </w:pPr>
       <w:r>
-        <w:rPr>
-          <w:noProof/>
-        </w:rPr>
         <w:drawing>
-          <wp:inline distT="0" distB="0" distL="0" distR="0" wp14:anchorId="09EF7D7B" wp14:editId="43AD95F3">
-            <wp:extent cx="5733333" cy="1304762"/>
-            <wp:effectExtent l="0" t="0" r="1270" b="0"/>
-            <wp:docPr id="3" name="Picture 3"/>
+          <wp:inline distT="0" distB="0" distL="0" distR="0" wp14:anchorId="328B9141" wp14:editId="79674FDF">
+            <wp:extent cx="3954780" cy="914400"/>
+            <wp:effectExtent l="0" t="0" r="7620" b="0"/>
+            <wp:docPr id="993309665" name="Рисунок 1"/>
             <wp:cNvGraphicFramePr>
               <a:graphicFrameLocks xmlns:a="http://schemas.openxmlformats.org/drawingml/2006/main" noChangeAspect="1"/>
             </wp:cNvGraphicFramePr>
@@ -1454,7 +1524,7 @@
               <a:graphicData uri="http://schemas.openxmlformats.org/drawingml/2006/picture">
                 <pic:pic xmlns:pic="http://schemas.openxmlformats.org/drawingml/2006/picture">
                   <pic:nvPicPr>
-                    <pic:cNvPr id="0" name=""/>
+                    <pic:cNvPr id="993309665" name=""/>
                     <pic:cNvPicPr/>
                   </pic:nvPicPr>
                   <pic:blipFill>
@@ -1466,7 +1536,7 @@
                   <pic:spPr>
                     <a:xfrm>
                       <a:off x="0" y="0"/>
-                      <a:ext cx="5733333" cy="1304762"/>
+                      <a:ext cx="3962614" cy="916211"/>
                     </a:xfrm>
                     <a:prstGeom prst="rect">
                       <a:avLst/>
@@ -1483,151 +1553,48 @@
       <w:pPr>
         <w:ind w:firstLine="0"/>
         <w:jc w:val="center"/>
-        <w:rPr>
-          <w:sz w:val="24"/>
-          <w:szCs w:val="20"/>
-        </w:rPr>
-      </w:pPr>
-      <w:r>
-        <w:rPr>
-          <w:sz w:val="24"/>
-          <w:szCs w:val="20"/>
-        </w:rPr>
-        <w:t xml:space="preserve">Рисунок 2 – Проверка состояния интерфейса на </w:t>
-      </w:r>
-      <w:r>
-        <w:rPr>
-          <w:sz w:val="24"/>
-          <w:szCs w:val="20"/>
-          <w:lang w:val="en-US"/>
-        </w:rPr>
-        <w:t>Router</w:t>
-      </w:r>
-      <w:r>
-        <w:rPr>
-          <w:sz w:val="24"/>
-          <w:szCs w:val="20"/>
-        </w:rPr>
-        <w:t>0</w:t>
+      </w:pPr>
+      <w:r>
+        <w:t>Рисунок 2 – пройденный маршрут</w:t>
       </w:r>
     </w:p>
     <w:p>
       <w:pPr>
         <w:ind w:firstLine="0"/>
         <w:jc w:val="center"/>
-        <w:rPr>
-          <w:sz w:val="24"/>
-          <w:szCs w:val="20"/>
-        </w:rPr>
       </w:pPr>
     </w:p>
     <w:p>
       <w:pPr>
         <w:ind w:firstLine="0"/>
-      </w:pPr>
-    </w:p>
-    <w:p>
-      <w:pPr>
-        <w:spacing w:line="360" w:lineRule="auto"/>
+        <w:jc w:val="left"/>
+      </w:pPr>
+      <w:r>
+        <w:t xml:space="preserve">Также для проверки отправим </w:t>
+      </w:r>
+      <w:r>
+        <w:rPr>
+          <w:lang w:val="en-US"/>
+        </w:rPr>
+        <w:t>ping</w:t>
+      </w:r>
+      <w:r>
+        <w:t>-</w:t>
+      </w:r>
+      <w:r>
+        <w:t>запрос по туннелю</w:t>
+      </w:r>
+      <w:r>
+        <w:t>,</w:t>
+      </w:r>
+      <w:r>
+        <w:t xml:space="preserve"> что показано на рисунке 3.</w:t>
+      </w:r>
+    </w:p>
+    <w:p>
+      <w:pPr>
         <w:ind w:firstLine="0"/>
-      </w:pPr>
-      <w:r>
-        <w:tab/>
-        <w:t xml:space="preserve">Теперь убедимся, </w:t>
-      </w:r>
-      <w:r>
-        <w:t xml:space="preserve">что все нормально на другой стороне виртуального туннеля. Для этого на </w:t>
-      </w:r>
-      <w:r>
-        <w:rPr>
-          <w:lang w:val="en-US"/>
-        </w:rPr>
-        <w:t>Router</w:t>
-      </w:r>
-      <w:r>
-        <w:t>0(1)</w:t>
-      </w:r>
-      <w:r>
-        <w:t xml:space="preserve"> войдем в режим </w:t>
-      </w:r>
-      <w:r>
-        <w:t>“</w:t>
-      </w:r>
-      <w:proofErr w:type="spellStart"/>
-      <w:r>
-        <w:rPr>
-          <w:lang w:val="en-US"/>
-        </w:rPr>
-        <w:t>en</w:t>
-      </w:r>
-      <w:proofErr w:type="spellEnd"/>
-      <w:r>
-        <w:t>”</w:t>
-      </w:r>
-      <w:r>
-        <w:t>, после чего ввести нужно команду, которая представлена ниже</w:t>
-      </w:r>
-      <w:r>
-        <w:t xml:space="preserve">. </w:t>
-      </w:r>
-    </w:p>
-    <w:tbl>
-      <w:tblPr>
-        <w:tblStyle w:val="a5"/>
-        <w:tblW w:w="0" w:type="auto"/>
-        <w:tblLook w:val="04A0" w:firstRow="1" w:lastRow="0" w:firstColumn="1" w:lastColumn="0" w:noHBand="0" w:noVBand="1"/>
-      </w:tblPr>
-      <w:tblGrid>
-        <w:gridCol w:w="10420"/>
-      </w:tblGrid>
-      <w:tr>
-        <w:tc>
-          <w:tcPr>
-            <w:tcW w:w="10420" w:type="dxa"/>
-          </w:tcPr>
-          <w:p>
-            <w:pPr>
-              <w:ind w:firstLine="0"/>
-              <w:rPr>
-                <w:lang w:val="en-US"/>
-              </w:rPr>
-            </w:pPr>
-            <w:r>
-              <w:rPr>
-                <w:lang w:val="en-US"/>
-              </w:rPr>
-              <w:t>Router</w:t>
-            </w:r>
-            <w:r>
-              <w:rPr>
-                <w:lang w:val="en-US"/>
-              </w:rPr>
-              <w:t xml:space="preserve"># show </w:t>
-            </w:r>
-            <w:proofErr w:type="spellStart"/>
-            <w:r>
-              <w:rPr>
-                <w:lang w:val="en-US"/>
-              </w:rPr>
-              <w:t>ip</w:t>
-            </w:r>
-            <w:proofErr w:type="spellEnd"/>
-            <w:r>
-              <w:rPr>
-                <w:lang w:val="en-US"/>
-              </w:rPr>
-              <w:t xml:space="preserve"> interface brief</w:t>
-            </w:r>
-          </w:p>
-        </w:tc>
-      </w:tr>
-    </w:tbl>
-    <w:p>
-      <w:pPr>
-        <w:ind w:firstLine="0"/>
-        <w:rPr>
-          <w:lang w:val="en-US"/>
-        </w:rPr>
+        <w:jc w:val="left"/>
       </w:pPr>
     </w:p>
     <w:p>
@@ -1640,14 +1607,13 @@
       </w:pPr>
       <w:r>
         <w:rPr>
-          <w:noProof/>
           <w:lang w:val="en-US"/>
         </w:rPr>
         <w:drawing>
-          <wp:inline distT="0" distB="0" distL="0" distR="0" wp14:anchorId="15144B2F" wp14:editId="46950E55">
-            <wp:extent cx="5943600" cy="1250315"/>
-            <wp:effectExtent l="0" t="0" r="0" b="6985"/>
-            <wp:docPr id="4" name="Picture 4"/>
+          <wp:inline distT="0" distB="0" distL="0" distR="0" wp14:anchorId="4AEF35DE" wp14:editId="55F26794">
+            <wp:extent cx="4610743" cy="838317"/>
+            <wp:effectExtent l="0" t="0" r="0" b="0"/>
+            <wp:docPr id="939661777" name="Рисунок 1"/>
             <wp:cNvGraphicFramePr>
               <a:graphicFrameLocks xmlns:a="http://schemas.openxmlformats.org/drawingml/2006/main" noChangeAspect="1"/>
             </wp:cNvGraphicFramePr>
@@ -1655,7 +1621,7 @@
               <a:graphicData uri="http://schemas.openxmlformats.org/drawingml/2006/picture">
                 <pic:pic xmlns:pic="http://schemas.openxmlformats.org/drawingml/2006/picture">
                   <pic:nvPicPr>
-                    <pic:cNvPr id="0" name=""/>
+                    <pic:cNvPr id="939661777" name=""/>
                     <pic:cNvPicPr/>
                   </pic:nvPicPr>
                   <pic:blipFill>
@@ -1667,7 +1633,7 @@
                   <pic:spPr>
                     <a:xfrm>
                       <a:off x="0" y="0"/>
-                      <a:ext cx="5943600" cy="1250315"/>
+                      <a:ext cx="4610743" cy="838317"/>
                     </a:xfrm>
                     <a:prstGeom prst="rect">
                       <a:avLst/>
@@ -1684,413 +1650,156 @@
       <w:pPr>
         <w:ind w:firstLine="0"/>
         <w:jc w:val="center"/>
-        <w:rPr>
-          <w:sz w:val="24"/>
-          <w:szCs w:val="20"/>
-        </w:rPr>
-      </w:pPr>
-      <w:r>
-        <w:rPr>
-          <w:sz w:val="24"/>
-          <w:szCs w:val="20"/>
-        </w:rPr>
-        <w:t xml:space="preserve">Рисунок 3 – Проверка состояния интерфейса на </w:t>
-      </w:r>
-      <w:r>
-        <w:rPr>
-          <w:sz w:val="24"/>
-          <w:szCs w:val="20"/>
+      </w:pPr>
+      <w:r>
+        <w:t xml:space="preserve">Рисунок 3 – Успешный </w:t>
+      </w:r>
+      <w:r>
+        <w:rPr>
           <w:lang w:val="en-US"/>
         </w:rPr>
-        <w:t>Router</w:t>
-      </w:r>
-      <w:r>
-        <w:rPr>
-          <w:sz w:val="24"/>
-          <w:szCs w:val="20"/>
-        </w:rPr>
-        <w:t>0(1)</w:t>
-      </w:r>
-    </w:p>
-    <w:p>
-      <w:pPr>
-        <w:ind w:firstLine="0"/>
-      </w:pPr>
-    </w:p>
-    <w:p>
-      <w:pPr>
-        <w:ind w:firstLine="0"/>
-      </w:pPr>
-      <w:r>
-        <w:t xml:space="preserve">Отправим </w:t>
-      </w:r>
-      <w:r>
-        <w:rPr>
-          <w:lang w:val="en-US"/>
-        </w:rPr>
-        <w:t>ping</w:t>
-      </w:r>
-      <w:r>
-        <w:t>-запрос по туннелю, на рисунке 4 представлен результат команды</w:t>
-      </w:r>
-      <w:r>
-        <w:t xml:space="preserve">. </w:t>
-      </w:r>
-    </w:p>
-    <w:p>
-      <w:pPr>
-        <w:ind w:firstLine="0"/>
-      </w:pPr>
+        <w:t>ping-</w:t>
+      </w:r>
+      <w:r>
+        <w:t>запрос</w:t>
+      </w:r>
     </w:p>
     <w:p>
       <w:pPr>
         <w:ind w:firstLine="0"/>
         <w:jc w:val="center"/>
-        <w:rPr>
+      </w:pPr>
+    </w:p>
+    <w:p>
+      <w:pPr>
+        <w:ind w:firstLine="0"/>
+        <w:jc w:val="left"/>
+      </w:pPr>
+    </w:p>
+    <w:p/>
+    <w:p>
+      <w:pPr>
+        <w:spacing w:line="360" w:lineRule="auto"/>
+      </w:pPr>
+      <w:r>
+        <w:t xml:space="preserve">Для </w:t>
+      </w:r>
+      <w:r>
+        <w:t>маршрутизац</w:t>
+      </w:r>
+      <w:r>
+        <w:t>ии</w:t>
+      </w:r>
+      <w:r>
+        <w:t xml:space="preserve"> между </w:t>
+      </w:r>
+      <w:r>
+        <w:t>р</w:t>
+      </w:r>
+      <w:r>
+        <w:t>оутерами</w:t>
+      </w:r>
+      <w:r>
+        <w:t xml:space="preserve"> через туннели</w:t>
+      </w:r>
+      <w:r>
+        <w:t xml:space="preserve">, </w:t>
+      </w:r>
+      <w:r>
+        <w:t>нужно</w:t>
+      </w:r>
+      <w:r>
+        <w:t xml:space="preserve"> воспользоваться командой: </w:t>
+      </w:r>
+    </w:p>
+    <w:p>
+      <w:pPr>
+        <w:spacing w:line="360" w:lineRule="auto"/>
+      </w:pPr>
+      <w:proofErr w:type="spellStart"/>
+      <w:r>
+        <w:rPr>
+          <w:i/>
+          <w:iCs/>
           <w:lang w:val="en-US"/>
         </w:rPr>
-      </w:pPr>
-      <w:r>
-        <w:rPr>
-          <w:noProof/>
-        </w:rPr>
-        <w:lastRenderedPageBreak/>
-        <w:drawing>
-          <wp:inline distT="0" distB="0" distL="0" distR="0" wp14:anchorId="5FC37322" wp14:editId="6824CF84">
-            <wp:extent cx="5390476" cy="1209524"/>
-            <wp:effectExtent l="0" t="0" r="1270" b="0"/>
-            <wp:docPr id="5" name="Picture 5"/>
-            <wp:cNvGraphicFramePr>
-              <a:graphicFrameLocks xmlns:a="http://schemas.openxmlformats.org/drawingml/2006/main" noChangeAspect="1"/>
-            </wp:cNvGraphicFramePr>
-            <a:graphic xmlns:a="http://schemas.openxmlformats.org/drawingml/2006/main">
-              <a:graphicData uri="http://schemas.openxmlformats.org/drawingml/2006/picture">
-                <pic:pic xmlns:pic="http://schemas.openxmlformats.org/drawingml/2006/picture">
-                  <pic:nvPicPr>
-                    <pic:cNvPr id="0" name=""/>
-                    <pic:cNvPicPr/>
-                  </pic:nvPicPr>
-                  <pic:blipFill>
-                    <a:blip r:embed="rId11"/>
-                    <a:stretch>
-                      <a:fillRect/>
-                    </a:stretch>
-                  </pic:blipFill>
-                  <pic:spPr>
-                    <a:xfrm>
-                      <a:off x="0" y="0"/>
-                      <a:ext cx="5390476" cy="1209524"/>
-                    </a:xfrm>
-                    <a:prstGeom prst="rect">
-                      <a:avLst/>
-                    </a:prstGeom>
-                  </pic:spPr>
-                </pic:pic>
-              </a:graphicData>
-            </a:graphic>
-          </wp:inline>
-        </w:drawing>
-      </w:r>
+        <w:t>ip</w:t>
+      </w:r>
+      <w:proofErr w:type="spellEnd"/>
+      <w:r>
+        <w:rPr>
+          <w:i/>
+          <w:iCs/>
+        </w:rPr>
+        <w:t xml:space="preserve"> </w:t>
+      </w:r>
+      <w:r>
+        <w:rPr>
+          <w:i/>
+          <w:iCs/>
+          <w:lang w:val="en-US"/>
+        </w:rPr>
+        <w:t>route</w:t>
+      </w:r>
+      <w:r>
+        <w:rPr>
+          <w:i/>
+          <w:iCs/>
+        </w:rPr>
+        <w:t xml:space="preserve"> &lt;достигаемая сеть&gt; 255.255.255.252 &lt;адрес интерфейса ближайшего роутера&gt;</w:t>
+      </w:r>
+      <w:r>
+        <w:t xml:space="preserve">. </w:t>
+      </w:r>
+    </w:p>
+    <w:p>
+      <w:pPr>
+        <w:spacing w:line="360" w:lineRule="auto"/>
+      </w:pPr>
+      <w:r>
+        <w:t xml:space="preserve">На рисунке </w:t>
+      </w:r>
+      <w:r>
+        <w:t>4</w:t>
+      </w:r>
+      <w:r>
+        <w:t xml:space="preserve"> пример команды для </w:t>
+      </w:r>
+      <w:r>
+        <w:rPr>
+          <w:lang w:val="en-US"/>
+        </w:rPr>
+        <w:t>R</w:t>
+      </w:r>
+      <w:r>
+        <w:t>1</w:t>
+      </w:r>
+      <w:r>
+        <w:t xml:space="preserve"> к </w:t>
+      </w:r>
+      <w:r>
+        <w:rPr>
+          <w:lang w:val="en-US"/>
+        </w:rPr>
+        <w:t>R</w:t>
+      </w:r>
+      <w:r>
+        <w:t>3</w:t>
+      </w:r>
+      <w:r>
+        <w:t>.</w:t>
+      </w:r>
+    </w:p>
+    <w:p>
+      <w:pPr>
+        <w:spacing w:line="360" w:lineRule="auto"/>
+      </w:pPr>
     </w:p>
     <w:p>
       <w:pPr>
         <w:ind w:firstLine="0"/>
         <w:jc w:val="center"/>
         <w:rPr>
-          <w:sz w:val="24"/>
-          <w:szCs w:val="20"/>
-        </w:rPr>
-      </w:pPr>
-      <w:r>
-        <w:rPr>
-          <w:sz w:val="24"/>
-          <w:szCs w:val="20"/>
-        </w:rPr>
-        <w:t xml:space="preserve">Рисунок 4 – Успешный </w:t>
-      </w:r>
-      <w:r>
-        <w:rPr>
-          <w:sz w:val="24"/>
-          <w:szCs w:val="20"/>
-          <w:lang w:val="en-US"/>
-        </w:rPr>
-        <w:t>ping</w:t>
-      </w:r>
-      <w:r>
-        <w:rPr>
-          <w:sz w:val="24"/>
-          <w:szCs w:val="20"/>
-        </w:rPr>
-        <w:t>-запрос</w:t>
-      </w:r>
-    </w:p>
-    <w:p>
-      <w:pPr>
-        <w:ind w:firstLine="0"/>
-        <w:jc w:val="center"/>
-      </w:pPr>
-    </w:p>
-    <w:p>
-      <w:pPr>
-        <w:spacing w:line="360" w:lineRule="auto"/>
-        <w:ind w:firstLine="708"/>
-        <w:rPr>
-          <w:lang w:val="en-US"/>
-        </w:rPr>
-      </w:pPr>
-      <w:r>
-        <w:t xml:space="preserve">Проверим также маршрут от первого роутера ко второму по команде </w:t>
-      </w:r>
-      <w:r>
-        <w:rPr>
-          <w:lang w:val="en-US"/>
-        </w:rPr>
-        <w:t>traceroute</w:t>
-      </w:r>
-      <w:r>
-        <w:t xml:space="preserve">. </w:t>
-      </w:r>
-      <w:r>
-        <w:t>На рисунке 5 представлен результат команды</w:t>
-      </w:r>
-      <w:r>
-        <w:t xml:space="preserve">. </w:t>
-      </w:r>
-      <w:r>
-        <w:t>Перед тем выполнить команду ниже убедитесь, что вы вошли в режим</w:t>
-      </w:r>
-      <w:r>
-        <w:t xml:space="preserve"> </w:t>
-      </w:r>
-      <w:r>
-        <w:rPr>
-          <w:lang w:val="en-US"/>
-        </w:rPr>
-        <w:t>enable</w:t>
-      </w:r>
-      <w:r>
-        <w:t xml:space="preserve">. </w:t>
-      </w:r>
-    </w:p>
-    <w:p>
-      <w:pPr>
-        <w:spacing w:line="360" w:lineRule="auto"/>
-        <w:ind w:firstLine="0"/>
-        <w:rPr>
-          <w:lang w:val="en-US"/>
-        </w:rPr>
-      </w:pPr>
-    </w:p>
-    <w:tbl>
-      <w:tblPr>
-        <w:tblStyle w:val="a5"/>
-        <w:tblW w:w="0" w:type="auto"/>
-        <w:tblLook w:val="04A0" w:firstRow="1" w:lastRow="0" w:firstColumn="1" w:lastColumn="0" w:noHBand="0" w:noVBand="1"/>
-      </w:tblPr>
-      <w:tblGrid>
-        <w:gridCol w:w="10420"/>
-      </w:tblGrid>
-      <w:tr>
-        <w:tc>
-          <w:tcPr>
-            <w:tcW w:w="10420" w:type="dxa"/>
-          </w:tcPr>
-          <w:p>
-            <w:pPr>
-              <w:ind w:firstLine="0"/>
-            </w:pPr>
-            <w:r>
-              <w:rPr>
-                <w:lang w:val="en-US"/>
-              </w:rPr>
-              <w:t>Router</w:t>
-            </w:r>
-            <w:r>
-              <w:rPr>
-                <w:lang w:val="en-US"/>
-              </w:rPr>
-              <w:t xml:space="preserve"># </w:t>
-            </w:r>
-            <w:r>
-              <w:rPr>
-                <w:lang w:val="en-US"/>
-              </w:rPr>
-              <w:t>traceroute 172.17.0.2</w:t>
-            </w:r>
-          </w:p>
-        </w:tc>
-      </w:tr>
-    </w:tbl>
-    <w:p>
-      <w:pPr>
-        <w:ind w:firstLine="0"/>
-      </w:pPr>
-    </w:p>
-    <w:p>
-      <w:pPr>
-        <w:ind w:firstLine="0"/>
-        <w:rPr>
-          <w:lang w:val="en-US"/>
-        </w:rPr>
-      </w:pPr>
-    </w:p>
-    <w:p>
-      <w:pPr>
-        <w:ind w:firstLine="0"/>
-        <w:jc w:val="center"/>
-        <w:rPr>
-          <w:lang w:val="en-US"/>
-        </w:rPr>
-      </w:pPr>
-      <w:r>
-        <w:rPr>
-          <w:noProof/>
-        </w:rPr>
-        <w:drawing>
-          <wp:inline distT="0" distB="0" distL="0" distR="0" wp14:anchorId="6869B7F5" wp14:editId="3AC3180F">
-            <wp:extent cx="5390476" cy="1209524"/>
-            <wp:effectExtent l="0" t="0" r="1270" b="0"/>
-            <wp:docPr id="6" name="Picture 6"/>
-            <wp:cNvGraphicFramePr>
-              <a:graphicFrameLocks xmlns:a="http://schemas.openxmlformats.org/drawingml/2006/main" noChangeAspect="1"/>
-            </wp:cNvGraphicFramePr>
-            <a:graphic xmlns:a="http://schemas.openxmlformats.org/drawingml/2006/main">
-              <a:graphicData uri="http://schemas.openxmlformats.org/drawingml/2006/picture">
-                <pic:pic xmlns:pic="http://schemas.openxmlformats.org/drawingml/2006/picture">
-                  <pic:nvPicPr>
-                    <pic:cNvPr id="0" name=""/>
-                    <pic:cNvPicPr/>
-                  </pic:nvPicPr>
-                  <pic:blipFill>
-                    <a:blip r:embed="rId12"/>
-                    <a:stretch>
-                      <a:fillRect/>
-                    </a:stretch>
-                  </pic:blipFill>
-                  <pic:spPr>
-                    <a:xfrm>
-                      <a:off x="0" y="0"/>
-                      <a:ext cx="5390476" cy="1209524"/>
-                    </a:xfrm>
-                    <a:prstGeom prst="rect">
-                      <a:avLst/>
-                    </a:prstGeom>
-                  </pic:spPr>
-                </pic:pic>
-              </a:graphicData>
-            </a:graphic>
-          </wp:inline>
-        </w:drawing>
-      </w:r>
-    </w:p>
-    <w:p>
-      <w:pPr>
-        <w:ind w:firstLine="0"/>
-        <w:jc w:val="center"/>
-        <w:rPr>
-          <w:sz w:val="24"/>
-          <w:szCs w:val="20"/>
-        </w:rPr>
-      </w:pPr>
-      <w:r>
-        <w:rPr>
-          <w:sz w:val="24"/>
-          <w:szCs w:val="20"/>
-        </w:rPr>
-        <w:t xml:space="preserve">Рисунок 5 – Маршрут </w:t>
-      </w:r>
-      <w:r>
-        <w:rPr>
-          <w:sz w:val="24"/>
-          <w:szCs w:val="20"/>
-          <w:lang w:val="en-US"/>
-        </w:rPr>
-        <w:t>traceroute</w:t>
-      </w:r>
-    </w:p>
-    <w:p>
-      <w:pPr>
-        <w:ind w:firstLine="0"/>
-        <w:rPr>
-          <w:lang w:val="en-US"/>
-        </w:rPr>
-      </w:pPr>
-    </w:p>
-    <w:p/>
-    <w:p>
-      <w:pPr>
-        <w:spacing w:line="360" w:lineRule="auto"/>
-      </w:pPr>
-      <w:r>
-        <w:t xml:space="preserve">В процессе настройки нужно было сделать маршрутизацию между </w:t>
-      </w:r>
-      <w:r>
-        <w:t>р</w:t>
-      </w:r>
-      <w:r>
-        <w:t>оутерами</w:t>
-      </w:r>
-      <w:r>
-        <w:t xml:space="preserve"> (маршрутизацию через туннели)</w:t>
-      </w:r>
-      <w:r>
-        <w:t xml:space="preserve">, для этого можно было воспользоваться командой: </w:t>
-      </w:r>
-      <w:proofErr w:type="spellStart"/>
-      <w:r>
-        <w:rPr>
-          <w:lang w:val="en-US"/>
-        </w:rPr>
-        <w:t>ip</w:t>
-      </w:r>
-      <w:proofErr w:type="spellEnd"/>
-      <w:r>
-        <w:t xml:space="preserve"> </w:t>
-      </w:r>
-      <w:r>
-        <w:rPr>
-          <w:lang w:val="en-US"/>
-        </w:rPr>
-        <w:t>route</w:t>
-      </w:r>
-      <w:r>
-        <w:t xml:space="preserve"> &lt;достигаемая сеть&gt; 255.255.255.252 &lt;адрес интерфейса ближайшего роутера&gt;. </w:t>
-      </w:r>
-      <w:r>
-        <w:t xml:space="preserve">На рисунке 7 пример команды для </w:t>
-      </w:r>
-      <w:r>
-        <w:rPr>
-          <w:lang w:val="en-US"/>
-        </w:rPr>
-        <w:t>Router</w:t>
-      </w:r>
-      <w:r>
-        <w:t xml:space="preserve">0 (1) к </w:t>
-      </w:r>
-      <w:r>
-        <w:rPr>
-          <w:lang w:val="en-US"/>
-        </w:rPr>
-        <w:t>Router</w:t>
-      </w:r>
-      <w:r>
-        <w:t>0(1)(2)</w:t>
-      </w:r>
-      <w:r>
-        <w:t>.</w:t>
-      </w:r>
-    </w:p>
-    <w:p>
-      <w:pPr>
-        <w:spacing w:line="360" w:lineRule="auto"/>
-      </w:pPr>
-    </w:p>
-    <w:p>
-      <w:pPr>
-        <w:ind w:firstLine="0"/>
-        <w:jc w:val="center"/>
-        <w:rPr>
           <w:lang w:val="en-US"/>
         </w:rPr>
       </w:pPr>
@@ -2100,8 +1809,8 @@
           <w:lang w:val="en-US"/>
         </w:rPr>
         <w:drawing>
-          <wp:inline distT="0" distB="0" distL="0" distR="0" wp14:anchorId="540CF3A6" wp14:editId="0FEC1707">
-            <wp:extent cx="5142857" cy="219048"/>
+          <wp:inline distT="0" distB="0" distL="0" distR="0" wp14:anchorId="540CF3A6" wp14:editId="16A3E269">
+            <wp:extent cx="6693535" cy="218421"/>
             <wp:effectExtent l="0" t="0" r="0" b="0"/>
             <wp:docPr id="8" name="Picture 8"/>
             <wp:cNvGraphicFramePr>
@@ -2114,20 +1823,29 @@
                     <pic:cNvPr id="0" name=""/>
                     <pic:cNvPicPr/>
                   </pic:nvPicPr>
-                  <pic:blipFill>
-                    <a:blip r:embed="rId13"/>
+                  <pic:blipFill rotWithShape="1">
+                    <a:blip r:embed="rId11"/>
+                    <a:srcRect t="23387"/>
                     <a:stretch>
                       <a:fillRect/>
                     </a:stretch>
                   </pic:blipFill>
-                  <pic:spPr>
+                  <pic:spPr bwMode="auto">
                     <a:xfrm>
                       <a:off x="0" y="0"/>
-                      <a:ext cx="5142857" cy="219048"/>
+                      <a:ext cx="6720003" cy="219285"/>
                     </a:xfrm>
                     <a:prstGeom prst="rect">
                       <a:avLst/>
                     </a:prstGeom>
+                    <a:ln>
+                      <a:noFill/>
+                    </a:ln>
+                    <a:extLst>
+                      <a:ext uri="{53640926-AAD7-44D8-BBD7-CCE9431645EC}">
+                        <a14:shadowObscured xmlns:a14="http://schemas.microsoft.com/office/drawing/2010/main"/>
+                      </a:ext>
+                    </a:extLst>
                   </pic:spPr>
                 </pic:pic>
               </a:graphicData>
@@ -2140,17 +1858,15 @@
       <w:pPr>
         <w:ind w:firstLine="0"/>
         <w:jc w:val="center"/>
-        <w:rPr>
-          <w:sz w:val="24"/>
-          <w:szCs w:val="20"/>
-        </w:rPr>
-      </w:pPr>
-      <w:r>
-        <w:rPr>
-          <w:sz w:val="24"/>
-          <w:szCs w:val="20"/>
-        </w:rPr>
-        <w:t>Рисунок 7 – Команда для маршрутизации</w:t>
+      </w:pPr>
+      <w:r>
+        <w:t xml:space="preserve">Рисунок </w:t>
+      </w:r>
+      <w:r>
+        <w:t>4</w:t>
+      </w:r>
+      <w:r>
+        <w:t xml:space="preserve"> – Команда для маршрутизации</w:t>
       </w:r>
     </w:p>
     <w:p>
@@ -2166,48 +1882,84 @@
         <w:t>Также для того, чтобы пакеты передавали между сетями, где компьютеры, нужно настроить для них статическую маршрутизацию на роутерах</w:t>
       </w:r>
       <w:r>
-        <w:t xml:space="preserve">, используя пример команды </w:t>
-      </w:r>
-      <w:r>
-        <w:rPr>
+        <w:t>, используя пример команды</w:t>
+      </w:r>
+      <w:r>
+        <w:t xml:space="preserve">: </w:t>
+      </w:r>
+    </w:p>
+    <w:p>
+      <w:pPr>
+        <w:spacing w:line="360" w:lineRule="auto"/>
+      </w:pPr>
+      <w:proofErr w:type="spellStart"/>
+      <w:r>
+        <w:rPr>
+          <w:i/>
+          <w:iCs/>
           <w:lang w:val="en-US"/>
         </w:rPr>
-        <w:t>Router</w:t>
-      </w:r>
-      <w:r>
-        <w:t xml:space="preserve">: </w:t>
-      </w:r>
-      <w:proofErr w:type="spellStart"/>
-      <w:r>
-        <w:rPr>
+        <w:t>ip</w:t>
+      </w:r>
+      <w:proofErr w:type="spellEnd"/>
+      <w:r>
+        <w:rPr>
+          <w:i/>
+          <w:iCs/>
+        </w:rPr>
+        <w:t xml:space="preserve"> </w:t>
+      </w:r>
+      <w:r>
+        <w:rPr>
+          <w:i/>
+          <w:iCs/>
           <w:lang w:val="en-US"/>
         </w:rPr>
-        <w:t>ip</w:t>
-      </w:r>
-      <w:proofErr w:type="spellEnd"/>
-      <w:r>
-        <w:t xml:space="preserve"> </w:t>
-      </w:r>
-      <w:r>
+        <w:t>route</w:t>
+      </w:r>
+      <w:r>
+        <w:rPr>
+          <w:i/>
+          <w:iCs/>
+        </w:rPr>
+        <w:t xml:space="preserve"> &lt;локальная сеть&gt; 255.255.255.0 &lt;адрес интерфейса ближайшего роутера&gt;</w:t>
+      </w:r>
+      <w:r>
+        <w:t xml:space="preserve">. </w:t>
+      </w:r>
+    </w:p>
+    <w:p>
+      <w:pPr>
+        <w:spacing w:line="360" w:lineRule="auto"/>
+      </w:pPr>
+    </w:p>
+    <w:p>
+      <w:pPr>
+        <w:spacing w:line="360" w:lineRule="auto"/>
         <w:rPr>
           <w:lang w:val="en-US"/>
         </w:rPr>
-        <w:t>route</w:t>
-      </w:r>
-      <w:r>
-        <w:t xml:space="preserve"> &lt;локальная сеть&gt; 255.255.255.0 &lt;адрес интерфейса ближайшего роутера&gt;</w:t>
-      </w:r>
-      <w:r>
-        <w:t xml:space="preserve">. </w:t>
-      </w:r>
-      <w:r>
-        <w:t xml:space="preserve">На рисунке 8 представлена примерная таблица маршрутизации для </w:t>
+      </w:pPr>
+    </w:p>
+    <w:p>
+      <w:pPr>
+        <w:spacing w:line="360" w:lineRule="auto"/>
+      </w:pPr>
+      <w:r>
+        <w:lastRenderedPageBreak/>
+        <w:t xml:space="preserve">На рисунке </w:t>
+      </w:r>
+      <w:r>
+        <w:t>5</w:t>
+      </w:r>
+      <w:r>
+        <w:t xml:space="preserve"> представлена таблица маршрутизации для </w:t>
       </w:r>
       <w:r>
         <w:rPr>
           <w:lang w:val="en-US"/>
         </w:rPr>
-        <w:t>Router</w:t>
+        <w:t>R</w:t>
       </w:r>
       <w:r>
         <w:t xml:space="preserve">0 </w:t>
@@ -2225,11 +1977,10 @@
         <w:rPr>
           <w:noProof/>
         </w:rPr>
-        <w:lastRenderedPageBreak/>
         <w:drawing>
-          <wp:inline distT="0" distB="0" distL="0" distR="0" wp14:anchorId="53575CE5" wp14:editId="59939010">
-            <wp:extent cx="5866667" cy="3466667"/>
-            <wp:effectExtent l="0" t="0" r="1270" b="635"/>
+          <wp:inline distT="0" distB="0" distL="0" distR="0" wp14:anchorId="53575CE5" wp14:editId="44A635F0">
+            <wp:extent cx="4141724" cy="2618740"/>
+            <wp:effectExtent l="0" t="0" r="0" b="0"/>
             <wp:docPr id="9" name="Picture 9"/>
             <wp:cNvGraphicFramePr>
               <a:graphicFrameLocks xmlns:a="http://schemas.openxmlformats.org/drawingml/2006/main" noChangeAspect="1"/>
@@ -2241,8 +1992,185 @@
                     <pic:cNvPr id="0" name=""/>
                     <pic:cNvPicPr/>
                   </pic:nvPicPr>
+                  <pic:blipFill rotWithShape="1">
+                    <a:blip r:embed="rId12"/>
+                    <a:srcRect l="1137" t="17039" r="28231" b="7384"/>
+                    <a:stretch>
+                      <a:fillRect/>
+                    </a:stretch>
+                  </pic:blipFill>
+                  <pic:spPr bwMode="auto">
+                    <a:xfrm>
+                      <a:off x="0" y="0"/>
+                      <a:ext cx="4143728" cy="2620007"/>
+                    </a:xfrm>
+                    <a:prstGeom prst="rect">
+                      <a:avLst/>
+                    </a:prstGeom>
+                    <a:ln>
+                      <a:noFill/>
+                    </a:ln>
+                    <a:extLst>
+                      <a:ext uri="{53640926-AAD7-44D8-BBD7-CCE9431645EC}">
+                        <a14:shadowObscured xmlns:a14="http://schemas.microsoft.com/office/drawing/2010/main"/>
+                      </a:ext>
+                    </a:extLst>
+                  </pic:spPr>
+                </pic:pic>
+              </a:graphicData>
+            </a:graphic>
+          </wp:inline>
+        </w:drawing>
+      </w:r>
+    </w:p>
+    <w:p>
+      <w:pPr>
+        <w:ind w:firstLine="0"/>
+        <w:jc w:val="center"/>
+        <w:rPr>
+          <w:lang w:val="en-US"/>
+        </w:rPr>
+      </w:pPr>
+      <w:r>
+        <w:t xml:space="preserve">Рисунок </w:t>
+      </w:r>
+      <w:r>
+        <w:rPr>
+          <w:lang w:val="en-US"/>
+        </w:rPr>
+        <w:t>5</w:t>
+      </w:r>
+      <w:r>
+        <w:t xml:space="preserve"> – Таблица маршрутизации</w:t>
+      </w:r>
+      <w:r>
+        <w:rPr>
+          <w:lang w:val="en-US"/>
+        </w:rPr>
+        <w:t xml:space="preserve"> R0</w:t>
+      </w:r>
+    </w:p>
+    <w:p>
+      <w:pPr>
+        <w:ind w:firstLine="0"/>
+      </w:pPr>
+      <w:r>
+        <w:tab/>
+      </w:r>
+    </w:p>
+    <w:p>
+      <w:pPr>
+        <w:spacing w:line="360" w:lineRule="auto"/>
+        <w:ind w:firstLine="0"/>
+      </w:pPr>
+      <w:r>
+        <w:tab/>
+      </w:r>
+      <w:r>
+        <w:t xml:space="preserve">Если попробовать сделать </w:t>
+      </w:r>
+      <w:r>
+        <w:rPr>
+          <w:lang w:val="en-US"/>
+        </w:rPr>
+        <w:t>ping</w:t>
+      </w:r>
+      <w:r>
+        <w:t xml:space="preserve"> </w:t>
+      </w:r>
+      <w:r>
+        <w:t xml:space="preserve">с </w:t>
+      </w:r>
+      <w:r>
+        <w:rPr>
+          <w:lang w:val="en-US"/>
+        </w:rPr>
+        <w:t>PC</w:t>
+      </w:r>
+      <w:r>
+        <w:t>12</w:t>
+      </w:r>
+      <w:r>
+        <w:t xml:space="preserve"> 120.168.</w:t>
+      </w:r>
+      <w:r>
+        <w:t>5</w:t>
+      </w:r>
+      <w:r>
+        <w:t>.</w:t>
+      </w:r>
+      <w:r>
+        <w:t>2</w:t>
+      </w:r>
+      <w:r>
+        <w:t xml:space="preserve"> на </w:t>
+      </w:r>
+      <w:r>
+        <w:rPr>
+          <w:lang w:val="en-US"/>
+        </w:rPr>
+        <w:t>PC</w:t>
+      </w:r>
+      <w:r>
+        <w:t>31</w:t>
+      </w:r>
+      <w:r>
+        <w:t xml:space="preserve"> 120.168.</w:t>
+      </w:r>
+      <w:r>
+        <w:t>3</w:t>
+      </w:r>
+      <w:r>
+        <w:t xml:space="preserve">.2, то получится то, что представлено на рисунке </w:t>
+      </w:r>
+      <w:r>
+        <w:t>6</w:t>
+      </w:r>
+      <w:r>
+        <w:t>, что говорит нам о том, что устройства</w:t>
+      </w:r>
+      <w:r>
+        <w:t xml:space="preserve"> </w:t>
+      </w:r>
+      <w:r>
+        <w:t>получили пакеты запросов</w:t>
+      </w:r>
+      <w:r>
+        <w:t>.</w:t>
+      </w:r>
+    </w:p>
+    <w:p>
+      <w:pPr>
+        <w:spacing w:line="360" w:lineRule="auto"/>
+        <w:ind w:firstLine="0"/>
+      </w:pPr>
+      <w:r>
+        <w:t xml:space="preserve"> </w:t>
+      </w:r>
+    </w:p>
+    <w:p>
+      <w:pPr>
+        <w:ind w:firstLine="0"/>
+        <w:jc w:val="center"/>
+      </w:pPr>
+      <w:r>
+        <w:drawing>
+          <wp:inline distT="0" distB="0" distL="0" distR="0" wp14:anchorId="403AFE20" wp14:editId="3233E40C">
+            <wp:extent cx="3953427" cy="3486637"/>
+            <wp:effectExtent l="0" t="0" r="9525" b="0"/>
+            <wp:docPr id="2088460429" name="Рисунок 1"/>
+            <wp:cNvGraphicFramePr>
+              <a:graphicFrameLocks xmlns:a="http://schemas.openxmlformats.org/drawingml/2006/main" noChangeAspect="1"/>
+            </wp:cNvGraphicFramePr>
+            <a:graphic xmlns:a="http://schemas.openxmlformats.org/drawingml/2006/main">
+              <a:graphicData uri="http://schemas.openxmlformats.org/drawingml/2006/picture">
+                <pic:pic xmlns:pic="http://schemas.openxmlformats.org/drawingml/2006/picture">
+                  <pic:nvPicPr>
+                    <pic:cNvPr id="2088460429" name=""/>
+                    <pic:cNvPicPr/>
+                  </pic:nvPicPr>
                   <pic:blipFill>
-                    <a:blip r:embed="rId14"/>
+                    <a:blip r:embed="rId13"/>
                     <a:stretch>
                       <a:fillRect/>
                     </a:stretch>
@@ -2250,7 +2178,7 @@
                   <pic:spPr>
                     <a:xfrm>
                       <a:off x="0" y="0"/>
-                      <a:ext cx="5866667" cy="3466667"/>
+                      <a:ext cx="3953427" cy="3486637"/>
                     </a:xfrm>
                     <a:prstGeom prst="rect">
                       <a:avLst/>
@@ -2267,340 +2195,55 @@
       <w:pPr>
         <w:ind w:firstLine="0"/>
         <w:jc w:val="center"/>
-        <w:rPr>
-          <w:sz w:val="24"/>
-          <w:szCs w:val="20"/>
-        </w:rPr>
-      </w:pPr>
-      <w:r>
-        <w:rPr>
-          <w:sz w:val="24"/>
-          <w:szCs w:val="20"/>
-        </w:rPr>
-        <w:t>Рисунок 8 – Таблица маршрутизации</w:t>
-      </w:r>
-    </w:p>
-    <w:p>
-      <w:pPr>
-        <w:ind w:firstLine="0"/>
-        <w:jc w:val="center"/>
-      </w:pPr>
-    </w:p>
-    <w:p>
-      <w:pPr>
-        <w:spacing w:line="360" w:lineRule="auto"/>
-        <w:ind w:firstLine="0"/>
+      </w:pPr>
+      <w:r>
+        <w:t xml:space="preserve">Рисунок </w:t>
+      </w:r>
+      <w:r>
+        <w:t>6</w:t>
+      </w:r>
+      <w:r>
+        <w:t xml:space="preserve"> – </w:t>
+      </w:r>
+      <w:r>
         <w:rPr>
           <w:lang w:val="en-US"/>
         </w:rPr>
-      </w:pPr>
-      <w:r>
-        <w:tab/>
-      </w:r>
-      <w:r>
-        <w:t>Конечно, можно упростить прави</w:t>
-      </w:r>
-      <w:r>
-        <w:t xml:space="preserve">ла в статической маршрутизации, но нужно </w:t>
-      </w:r>
-      <w:r>
-        <w:t>учесть,</w:t>
-      </w:r>
-      <w:r>
-        <w:t xml:space="preserve"> как трафик будет проходить в сети. </w:t>
-      </w:r>
-      <w:r>
-        <w:t xml:space="preserve">Я сделал </w:t>
-      </w:r>
-      <w:r>
-        <w:t xml:space="preserve">так, чтобы пакеты шли </w:t>
-      </w:r>
-      <w:r>
-        <w:t>по кругу</w:t>
-      </w:r>
-      <w:r>
-        <w:t xml:space="preserve"> сети</w:t>
-      </w:r>
-      <w:r>
-        <w:t>, что очень упростило правила (пример на рисунке 9)</w:t>
-      </w:r>
-      <w:r>
-        <w:t xml:space="preserve">. </w:t>
-      </w:r>
-    </w:p>
-    <w:p>
-      <w:pPr>
-        <w:spacing w:line="360" w:lineRule="auto"/>
-        <w:ind w:firstLine="0"/>
+        <w:t>ping</w:t>
+      </w:r>
+      <w:r>
+        <w:t>-запрос</w:t>
+      </w:r>
+      <w:r>
+        <w:t xml:space="preserve"> с </w:t>
+      </w:r>
+      <w:r>
         <w:rPr>
           <w:lang w:val="en-US"/>
         </w:rPr>
-      </w:pPr>
-    </w:p>
-    <w:p>
-      <w:pPr>
-        <w:ind w:firstLine="0"/>
-        <w:jc w:val="center"/>
+        <w:t>PC</w:t>
+      </w:r>
+      <w:r>
+        <w:t>12</w:t>
+      </w:r>
+      <w:r>
+        <w:t xml:space="preserve"> на </w:t>
+      </w:r>
+      <w:r>
         <w:rPr>
           <w:lang w:val="en-US"/>
         </w:rPr>
-      </w:pPr>
-      <w:r>
-        <w:rPr>
-          <w:lang w:val="en-US"/>
-        </w:rPr>
-        <w:drawing>
-          <wp:inline distT="0" distB="0" distL="0" distR="0" wp14:anchorId="36F8B5B2" wp14:editId="7E5F2FD3">
-            <wp:extent cx="3000794" cy="1409897"/>
-            <wp:effectExtent l="0" t="0" r="9525" b="0"/>
-            <wp:docPr id="1941109763" name="Рисунок 1"/>
-            <wp:cNvGraphicFramePr>
-              <a:graphicFrameLocks xmlns:a="http://schemas.openxmlformats.org/drawingml/2006/main" noChangeAspect="1"/>
-            </wp:cNvGraphicFramePr>
-            <a:graphic xmlns:a="http://schemas.openxmlformats.org/drawingml/2006/main">
-              <a:graphicData uri="http://schemas.openxmlformats.org/drawingml/2006/picture">
-                <pic:pic xmlns:pic="http://schemas.openxmlformats.org/drawingml/2006/picture">
-                  <pic:nvPicPr>
-                    <pic:cNvPr id="1941109763" name=""/>
-                    <pic:cNvPicPr/>
-                  </pic:nvPicPr>
-                  <pic:blipFill>
-                    <a:blip r:embed="rId15"/>
-                    <a:stretch>
-                      <a:fillRect/>
-                    </a:stretch>
-                  </pic:blipFill>
-                  <pic:spPr>
-                    <a:xfrm>
-                      <a:off x="0" y="0"/>
-                      <a:ext cx="3000794" cy="1409897"/>
-                    </a:xfrm>
-                    <a:prstGeom prst="rect">
-                      <a:avLst/>
-                    </a:prstGeom>
-                  </pic:spPr>
-                </pic:pic>
-              </a:graphicData>
-            </a:graphic>
-          </wp:inline>
-        </w:drawing>
-      </w:r>
-    </w:p>
-    <w:p>
-      <w:pPr>
-        <w:ind w:firstLine="0"/>
-        <w:jc w:val="center"/>
-        <w:rPr>
-          <w:sz w:val="24"/>
-          <w:szCs w:val="20"/>
-          <w:lang w:val="en-US"/>
-        </w:rPr>
-      </w:pPr>
-      <w:proofErr w:type="spellStart"/>
-      <w:r>
-        <w:rPr>
-          <w:sz w:val="24"/>
-          <w:szCs w:val="20"/>
-          <w:lang w:val="en-US"/>
-        </w:rPr>
-        <w:t>Рисунок</w:t>
-      </w:r>
-      <w:proofErr w:type="spellEnd"/>
-      <w:r>
-        <w:rPr>
-          <w:sz w:val="24"/>
-          <w:szCs w:val="20"/>
-          <w:lang w:val="en-US"/>
-        </w:rPr>
-        <w:t xml:space="preserve"> 9 – </w:t>
-      </w:r>
-      <w:proofErr w:type="spellStart"/>
-      <w:r>
-        <w:rPr>
-          <w:sz w:val="24"/>
-          <w:szCs w:val="20"/>
-          <w:lang w:val="en-US"/>
-        </w:rPr>
-        <w:t>Упрощенные</w:t>
-      </w:r>
-      <w:proofErr w:type="spellEnd"/>
-      <w:r>
-        <w:rPr>
-          <w:sz w:val="24"/>
-          <w:szCs w:val="20"/>
-          <w:lang w:val="en-US"/>
-        </w:rPr>
-        <w:t xml:space="preserve"> </w:t>
-      </w:r>
-      <w:proofErr w:type="spellStart"/>
-      <w:r>
-        <w:rPr>
-          <w:sz w:val="24"/>
-          <w:szCs w:val="20"/>
-          <w:lang w:val="en-US"/>
-        </w:rPr>
-        <w:t>правила</w:t>
-      </w:r>
-      <w:proofErr w:type="spellEnd"/>
-    </w:p>
-    <w:p>
-      <w:pPr>
-        <w:ind w:firstLine="0"/>
-      </w:pPr>
-    </w:p>
-    <w:p>
-      <w:pPr>
-        <w:ind w:firstLine="0"/>
-        <w:rPr>
-          <w:lang w:val="en-US"/>
-        </w:rPr>
-      </w:pPr>
-      <w:r>
-        <w:rPr>
-          <w:lang w:val="en-US"/>
-        </w:rPr>
-        <w:tab/>
-      </w:r>
-    </w:p>
-    <w:p>
-      <w:pPr>
-        <w:spacing w:line="360" w:lineRule="auto"/>
-        <w:ind w:firstLine="0"/>
-      </w:pPr>
-      <w:r>
-        <w:rPr>
-          <w:lang w:val="en-US"/>
-        </w:rPr>
-        <w:tab/>
-      </w:r>
-      <w:r>
-        <w:t xml:space="preserve">Если попробовать сделать </w:t>
-      </w:r>
-      <w:r>
-        <w:rPr>
-          <w:lang w:val="en-US"/>
-        </w:rPr>
-        <w:t>ping</w:t>
-      </w:r>
-      <w:r>
-        <w:t xml:space="preserve"> </w:t>
-      </w:r>
-      <w:r>
-        <w:t xml:space="preserve">с ПК 120.168.1.3 на ПК 120.168.2.2, то получится то, что представлено на рисунке 10, что говорит нам о том, что устройства видят друг друга. </w:t>
-      </w:r>
-    </w:p>
-    <w:p>
-      <w:pPr>
-        <w:ind w:firstLine="0"/>
-        <w:jc w:val="center"/>
-      </w:pPr>
-      <w:r>
-        <w:lastRenderedPageBreak/>
-        <w:drawing>
-          <wp:inline distT="0" distB="0" distL="0" distR="0" wp14:anchorId="451E61A7" wp14:editId="39950FDF">
-            <wp:extent cx="3943900" cy="2372056"/>
-            <wp:effectExtent l="0" t="0" r="0" b="9525"/>
-            <wp:docPr id="1544274020" name="Рисунок 1"/>
-            <wp:cNvGraphicFramePr>
-              <a:graphicFrameLocks xmlns:a="http://schemas.openxmlformats.org/drawingml/2006/main" noChangeAspect="1"/>
-            </wp:cNvGraphicFramePr>
-            <a:graphic xmlns:a="http://schemas.openxmlformats.org/drawingml/2006/main">
-              <a:graphicData uri="http://schemas.openxmlformats.org/drawingml/2006/picture">
-                <pic:pic xmlns:pic="http://schemas.openxmlformats.org/drawingml/2006/picture">
-                  <pic:nvPicPr>
-                    <pic:cNvPr id="1544274020" name=""/>
-                    <pic:cNvPicPr/>
-                  </pic:nvPicPr>
-                  <pic:blipFill>
-                    <a:blip r:embed="rId16"/>
-                    <a:stretch>
-                      <a:fillRect/>
-                    </a:stretch>
-                  </pic:blipFill>
-                  <pic:spPr>
-                    <a:xfrm>
-                      <a:off x="0" y="0"/>
-                      <a:ext cx="3943900" cy="2372056"/>
-                    </a:xfrm>
-                    <a:prstGeom prst="rect">
-                      <a:avLst/>
-                    </a:prstGeom>
-                  </pic:spPr>
-                </pic:pic>
-              </a:graphicData>
-            </a:graphic>
-          </wp:inline>
-        </w:drawing>
-      </w:r>
-    </w:p>
-    <w:p>
-      <w:pPr>
-        <w:ind w:firstLine="0"/>
-        <w:jc w:val="center"/>
-        <w:rPr>
-          <w:sz w:val="24"/>
-          <w:szCs w:val="20"/>
-        </w:rPr>
-      </w:pPr>
-      <w:r>
-        <w:rPr>
-          <w:sz w:val="24"/>
-          <w:szCs w:val="20"/>
-        </w:rPr>
-        <w:t xml:space="preserve">Рисунок 10 – </w:t>
-      </w:r>
-      <w:proofErr w:type="spellStart"/>
-      <w:r>
-        <w:rPr>
-          <w:sz w:val="24"/>
-          <w:szCs w:val="20"/>
-        </w:rPr>
-        <w:t>пинг</w:t>
-      </w:r>
-      <w:proofErr w:type="spellEnd"/>
-      <w:r>
-        <w:rPr>
-          <w:sz w:val="24"/>
-          <w:szCs w:val="20"/>
-        </w:rPr>
-        <w:t xml:space="preserve"> с </w:t>
-      </w:r>
-      <w:r>
-        <w:rPr>
-          <w:sz w:val="24"/>
-          <w:szCs w:val="20"/>
-          <w:lang w:val="en-US"/>
-        </w:rPr>
         <w:t>PC</w:t>
       </w:r>
       <w:r>
-        <w:rPr>
-          <w:sz w:val="24"/>
-          <w:szCs w:val="20"/>
-        </w:rPr>
-        <w:t xml:space="preserve">9 на </w:t>
-      </w:r>
-      <w:r>
-        <w:rPr>
-          <w:sz w:val="24"/>
-          <w:szCs w:val="20"/>
-          <w:lang w:val="en-US"/>
-        </w:rPr>
-        <w:t>PC</w:t>
-      </w:r>
-      <w:r>
-        <w:rPr>
-          <w:sz w:val="24"/>
-          <w:szCs w:val="20"/>
-        </w:rPr>
-        <w:t>4</w:t>
+        <w:t>31</w:t>
       </w:r>
     </w:p>
     <w:sectPr>
-      <w:headerReference w:type="default" r:id="rId17"/>
-      <w:footerReference w:type="default" r:id="rId18"/>
-      <w:headerReference w:type="first" r:id="rId19"/>
-      <w:footerReference w:type="first" r:id="rId20"/>
+      <w:headerReference w:type="default" r:id="rId14"/>
+      <w:footerReference w:type="default" r:id="rId15"/>
+      <w:headerReference w:type="first" r:id="rId16"/>
+      <w:footerReference w:type="first" r:id="rId17"/>
       <w:pgSz w:w="11906" w:h="16838"/>
       <w:pgMar w:top="1134" w:right="851" w:bottom="1134" w:left="851" w:header="709" w:footer="709" w:gutter="0"/>
       <w:cols w:space="708"/>
@@ -4193,7 +3836,7 @@
   <w:style w:type="paragraph" w:default="1" w:styleId="a">
     <w:name w:val="Normal"/>
     <w:qFormat/>
-    <w:rsid w:val="00ED0E93"/>
+    <w:rsid w:val="00DC531F"/>
     <w:pPr>
       <w:widowControl w:val="0"/>
       <w:autoSpaceDE w:val="0"/>
@@ -4250,6 +3893,7 @@
   <w:style w:type="character" w:default="1" w:styleId="a0">
     <w:name w:val="Default Paragraph Font"/>
     <w:uiPriority w:val="1"/>
+    <w:semiHidden/>
     <w:unhideWhenUsed/>
   </w:style>
   <w:style w:type="table" w:default="1" w:styleId="a1">
@@ -4304,7 +3948,6 @@
     <w:basedOn w:val="a"/>
     <w:link w:val="a4"/>
     <w:uiPriority w:val="1"/>
-    <w:semiHidden/>
     <w:unhideWhenUsed/>
     <w:qFormat/>
     <w:rsid w:val="00791B52"/>
@@ -4320,7 +3963,6 @@
     <w:basedOn w:val="a0"/>
     <w:link w:val="a3"/>
     <w:uiPriority w:val="1"/>
-    <w:semiHidden/>
     <w:rsid w:val="00791B52"/>
     <w:rPr>
       <w:rFonts w:ascii="Times New Roman" w:eastAsia="Times New Roman" w:hAnsi="Times New Roman" w:cs="Times New Roman"/>
